--- a/storage/SWOT-анализ.docx
+++ b/storage/SWOT-анализ.docx
@@ -1,470 +1,10 @@
 
 <file path=word/document.xml><?xml version="1.0" encoding="utf-8"?>
-<w:document xmlns:wpc="http://schemas.microsoft.com/office/word/2010/wordprocessingCanvas" xmlns:cx="http://schemas.microsoft.com/office/drawing/2014/chartex" xmlns:cx1="http://schemas.microsoft.com/office/drawing/2015/9/8/chartex" xmlns:mc="http://schemas.openxmlformats.org/markup-compatibility/2006" xmlns:o="urn:schemas-microsoft-com:office:office" xmlns:r="http://schemas.openxmlformats.org/officeDocument/2006/relationships" xmlns:m="http://schemas.openxmlformats.org/officeDocument/2006/math" xmlns:v="urn:schemas-microsoft-com:vml" xmlns:wp14="http://schemas.microsoft.com/office/word/2010/wordprocessingDrawing" xmlns:wp="http://schemas.openxmlformats.org/drawingml/2006/wordprocessingDrawing" xmlns:w10="urn:schemas-microsoft-com:office:word" xmlns:w="http://schemas.openxmlformats.org/wordprocessingml/2006/main" xmlns:w14="http://schemas.microsoft.com/office/word/2010/wordml" xmlns:w15="http://schemas.microsoft.com/office/word/2012/wordml" xmlns:w16se="http://schemas.microsoft.com/office/word/2015/wordml/symex" xmlns:wpg="http://schemas.microsoft.com/office/word/2010/wordprocessingGroup" xmlns:wpi="http://schemas.microsoft.com/office/word/2010/wordprocessingInk" xmlns:wne="http://schemas.microsoft.com/office/word/2006/wordml" xmlns:wps="http://schemas.microsoft.com/office/word/2010/wordprocessingShape" mc:Ignorable="w14 w15 w16se wp14">
+<w:document xmlns:wpc="http://schemas.microsoft.com/office/word/2010/wordprocessingCanvas" xmlns:cx="http://schemas.microsoft.com/office/drawing/2014/chartex" xmlns:cx1="http://schemas.microsoft.com/office/drawing/2015/9/8/chartex" xmlns:cx2="http://schemas.microsoft.com/office/drawing/2015/10/21/chartex" xmlns:cx3="http://schemas.microsoft.com/office/drawing/2016/5/9/chartex" xmlns:cx4="http://schemas.microsoft.com/office/drawing/2016/5/10/chartex" xmlns:cx5="http://schemas.microsoft.com/office/drawing/2016/5/11/chartex" xmlns:cx6="http://schemas.microsoft.com/office/drawing/2016/5/12/chartex" xmlns:cx7="http://schemas.microsoft.com/office/drawing/2016/5/13/chartex" xmlns:cx8="http://schemas.microsoft.com/office/drawing/2016/5/14/chartex" xmlns:mc="http://schemas.openxmlformats.org/markup-compatibility/2006" xmlns:aink="http://schemas.microsoft.com/office/drawing/2016/ink" xmlns:am3d="http://schemas.microsoft.com/office/drawing/2017/model3d" xmlns:o="urn:schemas-microsoft-com:office:office" xmlns:r="http://schemas.openxmlformats.org/officeDocument/2006/relationships" xmlns:m="http://schemas.openxmlformats.org/officeDocument/2006/math" xmlns:v="urn:schemas-microsoft-com:vml" xmlns:wp14="http://schemas.microsoft.com/office/word/2010/wordprocessingDrawing" xmlns:wp="http://schemas.openxmlformats.org/drawingml/2006/wordprocessingDrawing" xmlns:w10="urn:schemas-microsoft-com:office:word" xmlns:w="http://schemas.openxmlformats.org/wordprocessingml/2006/main" xmlns:w14="http://schemas.microsoft.com/office/word/2010/wordml" xmlns:w15="http://schemas.microsoft.com/office/word/2012/wordml" xmlns:w16cex="http://schemas.microsoft.com/office/word/2018/wordml/cex" xmlns:w16cid="http://schemas.microsoft.com/office/word/2016/wordml/cid" xmlns:w16="http://schemas.microsoft.com/office/word/2018/wordml" xmlns:w16sdtdh="http://schemas.microsoft.com/office/word/2020/wordml/sdtdatahash" xmlns:w16se="http://schemas.microsoft.com/office/word/2015/wordml/symex" xmlns:wpg="http://schemas.microsoft.com/office/word/2010/wordprocessingGroup" xmlns:wpi="http://schemas.microsoft.com/office/word/2010/wordprocessingInk" xmlns:wne="http://schemas.microsoft.com/office/word/2006/wordml" xmlns:wps="http://schemas.microsoft.com/office/word/2010/wordprocessingShape" mc:Ignorable="w14 w15 w16se w16cid w16 w16cex w16sdtdh wp14">
   <w:body>
-    <w:p>
-      <w:pPr>
-        <w:rPr>
-          <w:rFonts w:ascii="Times New Roman" w:hAnsi="Times New Roman" w:cs="Times New Roman"/>
-          <w:sz w:val="28"/>
-          <w:szCs w:val="28"/>
-        </w:rPr>
-      </w:pPr>
-      <w:r>
-        <w:rPr>
-          <w:rFonts w:ascii="Times New Roman" w:hAnsi="Times New Roman" w:cs="Times New Roman"/>
-          <w:b/>
-          <w:sz w:val="28"/>
-          <w:szCs w:val="28"/>
-        </w:rPr>
-        <w:t>ЗАДАНИЕ №1</w:t>
-      </w:r>
-    </w:p>
-    <w:p/>
-    <w:p/>
-    <w:p/>
-    <w:p/>
-    <w:p/>
     <w:tbl>
       <w:tblPr>
-        <w:tblpPr w:leftFromText="180" w:rightFromText="180" w:vertAnchor="page" w:horzAnchor="margin" w:tblpXSpec="center" w:tblpY="2104"/>
-        <w:tblW w:w="8958" w:type="dxa"/>
-        <w:tblBorders>
-          <w:top w:val="single" w:sz="2" w:space="0" w:color="auto"/>
-          <w:left w:val="single" w:sz="2" w:space="0" w:color="auto"/>
-          <w:bottom w:val="single" w:sz="2" w:space="0" w:color="auto"/>
-          <w:right w:val="single" w:sz="2" w:space="0" w:color="auto"/>
-        </w:tblBorders>
-        <w:tblCellMar>
-          <w:top w:w="15" w:type="dxa"/>
-          <w:left w:w="15" w:type="dxa"/>
-          <w:bottom w:w="15" w:type="dxa"/>
-          <w:right w:w="15" w:type="dxa"/>
-        </w:tblCellMar>
-        <w:tblLook w:val="04A0" w:firstRow="1" w:lastRow="0" w:firstColumn="1" w:lastColumn="0" w:noHBand="0" w:noVBand="1"/>
-      </w:tblPr>
-      <w:tblGrid>
-        <w:gridCol w:w="4977"/>
-        <w:gridCol w:w="4362"/>
-      </w:tblGrid>
-      <w:tr>
-        <w:trPr>
-          <w:trHeight w:val="377"/>
-          <w:tblHeader/>
-        </w:trPr>
-        <w:tc>
-          <w:tcPr>
-            <w:tcW w:w="0" w:type="auto"/>
-            <w:tcBorders>
-              <w:top w:val="single" w:sz="6" w:space="0" w:color="auto"/>
-              <w:left w:val="single" w:sz="6" w:space="0" w:color="auto"/>
-              <w:bottom w:val="single" w:sz="6" w:space="0" w:color="auto"/>
-              <w:right w:val="single" w:sz="6" w:space="0" w:color="auto"/>
-            </w:tcBorders>
-            <w:noWrap/>
-            <w:vAlign w:val="center"/>
-            <w:hideMark/>
-          </w:tcPr>
-          <w:p>
-            <w:pPr>
-              <w:rPr>
-                <w:rFonts w:ascii="Times New Roman" w:hAnsi="Times New Roman" w:cs="Times New Roman"/>
-                <w:b/>
-                <w:bCs/>
-                <w:sz w:val="28"/>
-                <w:szCs w:val="28"/>
-              </w:rPr>
-            </w:pPr>
-            <w:r>
-              <w:rPr>
-                <w:rFonts w:ascii="Times New Roman" w:hAnsi="Times New Roman" w:cs="Times New Roman"/>
-                <w:b/>
-                <w:bCs/>
-                <w:sz w:val="28"/>
-                <w:szCs w:val="28"/>
-              </w:rPr>
-              <w:t>Сильные стороны (Strengths)</w:t>
-            </w:r>
-          </w:p>
-        </w:tc>
-        <w:tc>
-          <w:tcPr>
-            <w:tcW w:w="0" w:type="auto"/>
-            <w:tcBorders>
-              <w:top w:val="single" w:sz="6" w:space="0" w:color="auto"/>
-              <w:left w:val="single" w:sz="6" w:space="0" w:color="auto"/>
-              <w:bottom w:val="single" w:sz="6" w:space="0" w:color="auto"/>
-              <w:right w:val="single" w:sz="6" w:space="0" w:color="auto"/>
-            </w:tcBorders>
-            <w:noWrap/>
-            <w:vAlign w:val="center"/>
-            <w:hideMark/>
-          </w:tcPr>
-          <w:p>
-            <w:pPr>
-              <w:rPr>
-                <w:rFonts w:ascii="Times New Roman" w:hAnsi="Times New Roman" w:cs="Times New Roman"/>
-                <w:b/>
-                <w:bCs/>
-                <w:sz w:val="28"/>
-                <w:szCs w:val="28"/>
-              </w:rPr>
-            </w:pPr>
-            <w:r>
-              <w:rPr>
-                <w:rFonts w:ascii="Times New Roman" w:hAnsi="Times New Roman" w:cs="Times New Roman"/>
-                <w:b/>
-                <w:bCs/>
-                <w:sz w:val="28"/>
-                <w:szCs w:val="28"/>
-              </w:rPr>
-              <w:t>Слабые стороны (Weaknesses)</w:t>
-            </w:r>
-          </w:p>
-        </w:tc>
-      </w:tr>
-      <w:tr>
-        <w:trPr>
-          <w:trHeight w:val="367"/>
-        </w:trPr>
-        <w:tc>
-          <w:tcPr>
-            <w:tcW w:w="0" w:type="auto"/>
-            <w:tcBorders>
-              <w:top w:val="single" w:sz="6" w:space="0" w:color="auto"/>
-              <w:left w:val="single" w:sz="6" w:space="0" w:color="auto"/>
-              <w:bottom w:val="single" w:sz="6" w:space="0" w:color="auto"/>
-              <w:right w:val="single" w:sz="6" w:space="0" w:color="auto"/>
-            </w:tcBorders>
-            <w:noWrap/>
-            <w:vAlign w:val="center"/>
-            <w:hideMark/>
-          </w:tcPr>
-          <w:p>
-            <w:pPr>
-              <w:rPr>
-                <w:rFonts w:ascii="Times New Roman" w:hAnsi="Times New Roman" w:cs="Times New Roman"/>
-                <w:sz w:val="28"/>
-                <w:szCs w:val="28"/>
-              </w:rPr>
-            </w:pPr>
-            <w:r>
-              <w:rPr>
-                <w:rFonts w:ascii="Times New Roman" w:hAnsi="Times New Roman" w:cs="Times New Roman"/>
-                <w:sz w:val="28"/>
-                <w:szCs w:val="28"/>
-              </w:rPr>
-              <w:t>Широкий ассортимент обуви для разных возрастных групп</w:t>
-            </w:r>
-          </w:p>
-        </w:tc>
-        <w:tc>
-          <w:tcPr>
-            <w:tcW w:w="0" w:type="auto"/>
-            <w:tcBorders>
-              <w:top w:val="single" w:sz="6" w:space="0" w:color="auto"/>
-              <w:left w:val="single" w:sz="6" w:space="0" w:color="auto"/>
-              <w:bottom w:val="single" w:sz="6" w:space="0" w:color="auto"/>
-              <w:right w:val="single" w:sz="6" w:space="0" w:color="auto"/>
-            </w:tcBorders>
-            <w:noWrap/>
-            <w:vAlign w:val="center"/>
-            <w:hideMark/>
-          </w:tcPr>
-          <w:p>
-            <w:pPr>
-              <w:rPr>
-                <w:rFonts w:ascii="Times New Roman" w:hAnsi="Times New Roman" w:cs="Times New Roman"/>
-                <w:sz w:val="28"/>
-                <w:szCs w:val="28"/>
-              </w:rPr>
-            </w:pPr>
-            <w:r>
-              <w:rPr>
-                <w:rFonts w:ascii="Times New Roman" w:hAnsi="Times New Roman" w:cs="Times New Roman"/>
-                <w:sz w:val="28"/>
-                <w:szCs w:val="28"/>
-              </w:rPr>
-              <w:t>Высокие операционные расходы (аренда, зарплаты)</w:t>
-            </w:r>
-          </w:p>
-        </w:tc>
-      </w:tr>
-      <w:tr>
-        <w:trPr>
-          <w:trHeight w:val="377"/>
-        </w:trPr>
-        <w:tc>
-          <w:tcPr>
-            <w:tcW w:w="0" w:type="auto"/>
-            <w:tcBorders>
-              <w:top w:val="single" w:sz="6" w:space="0" w:color="auto"/>
-              <w:left w:val="single" w:sz="6" w:space="0" w:color="auto"/>
-              <w:bottom w:val="single" w:sz="6" w:space="0" w:color="auto"/>
-              <w:right w:val="single" w:sz="6" w:space="0" w:color="auto"/>
-            </w:tcBorders>
-            <w:noWrap/>
-            <w:vAlign w:val="center"/>
-            <w:hideMark/>
-          </w:tcPr>
-          <w:p>
-            <w:pPr>
-              <w:rPr>
-                <w:rFonts w:ascii="Times New Roman" w:hAnsi="Times New Roman" w:cs="Times New Roman"/>
-                <w:sz w:val="28"/>
-                <w:szCs w:val="28"/>
-              </w:rPr>
-            </w:pPr>
-            <w:r>
-              <w:rPr>
-                <w:rFonts w:ascii="Times New Roman" w:hAnsi="Times New Roman" w:cs="Times New Roman"/>
-                <w:sz w:val="28"/>
-                <w:szCs w:val="28"/>
-              </w:rPr>
-              <w:t>Качество продукции и надежные бренды</w:t>
-            </w:r>
-          </w:p>
-        </w:tc>
-        <w:tc>
-          <w:tcPr>
-            <w:tcW w:w="0" w:type="auto"/>
-            <w:tcBorders>
-              <w:top w:val="single" w:sz="6" w:space="0" w:color="auto"/>
-              <w:left w:val="single" w:sz="6" w:space="0" w:color="auto"/>
-              <w:bottom w:val="single" w:sz="6" w:space="0" w:color="auto"/>
-              <w:right w:val="single" w:sz="6" w:space="0" w:color="auto"/>
-            </w:tcBorders>
-            <w:noWrap/>
-            <w:vAlign w:val="center"/>
-            <w:hideMark/>
-          </w:tcPr>
-          <w:p>
-            <w:pPr>
-              <w:rPr>
-                <w:rFonts w:ascii="Times New Roman" w:hAnsi="Times New Roman" w:cs="Times New Roman"/>
-                <w:sz w:val="28"/>
-                <w:szCs w:val="28"/>
-              </w:rPr>
-            </w:pPr>
-            <w:r>
-              <w:rPr>
-                <w:rFonts w:ascii="Times New Roman" w:hAnsi="Times New Roman" w:cs="Times New Roman"/>
-                <w:sz w:val="28"/>
-                <w:szCs w:val="28"/>
-              </w:rPr>
-              <w:t>Ограниченный бюджет на маркетинг</w:t>
-            </w:r>
-          </w:p>
-        </w:tc>
-      </w:tr>
-      <w:tr>
-        <w:trPr>
-          <w:trHeight w:val="367"/>
-        </w:trPr>
-        <w:tc>
-          <w:tcPr>
-            <w:tcW w:w="0" w:type="auto"/>
-            <w:tcBorders>
-              <w:top w:val="single" w:sz="6" w:space="0" w:color="auto"/>
-              <w:left w:val="single" w:sz="6" w:space="0" w:color="auto"/>
-              <w:bottom w:val="single" w:sz="6" w:space="0" w:color="auto"/>
-              <w:right w:val="single" w:sz="6" w:space="0" w:color="auto"/>
-            </w:tcBorders>
-            <w:noWrap/>
-            <w:vAlign w:val="center"/>
-            <w:hideMark/>
-          </w:tcPr>
-          <w:p>
-            <w:pPr>
-              <w:rPr>
-                <w:rFonts w:ascii="Times New Roman" w:hAnsi="Times New Roman" w:cs="Times New Roman"/>
-                <w:sz w:val="28"/>
-                <w:szCs w:val="28"/>
-              </w:rPr>
-            </w:pPr>
-            <w:r>
-              <w:rPr>
-                <w:rFonts w:ascii="Times New Roman" w:hAnsi="Times New Roman" w:cs="Times New Roman"/>
-                <w:sz w:val="28"/>
-                <w:szCs w:val="28"/>
-              </w:rPr>
-              <w:t>Опытный и квалифицированный персонал</w:t>
-            </w:r>
-          </w:p>
-        </w:tc>
-        <w:tc>
-          <w:tcPr>
-            <w:tcW w:w="0" w:type="auto"/>
-            <w:tcBorders>
-              <w:top w:val="single" w:sz="6" w:space="0" w:color="auto"/>
-              <w:left w:val="single" w:sz="6" w:space="0" w:color="auto"/>
-              <w:bottom w:val="single" w:sz="6" w:space="0" w:color="auto"/>
-              <w:right w:val="single" w:sz="6" w:space="0" w:color="auto"/>
-            </w:tcBorders>
-            <w:noWrap/>
-            <w:vAlign w:val="center"/>
-            <w:hideMark/>
-          </w:tcPr>
-          <w:p>
-            <w:pPr>
-              <w:rPr>
-                <w:rFonts w:ascii="Times New Roman" w:hAnsi="Times New Roman" w:cs="Times New Roman"/>
-                <w:sz w:val="28"/>
-                <w:szCs w:val="28"/>
-              </w:rPr>
-            </w:pPr>
-            <w:r>
-              <w:rPr>
-                <w:rFonts w:ascii="Times New Roman" w:hAnsi="Times New Roman" w:cs="Times New Roman"/>
-                <w:sz w:val="28"/>
-                <w:szCs w:val="28"/>
-              </w:rPr>
-              <w:t>Нехватка онлайн-продаж</w:t>
-            </w:r>
-          </w:p>
-        </w:tc>
-      </w:tr>
-      <w:tr>
-        <w:trPr>
-          <w:trHeight w:val="377"/>
-        </w:trPr>
-        <w:tc>
-          <w:tcPr>
-            <w:tcW w:w="0" w:type="auto"/>
-            <w:tcBorders>
-              <w:top w:val="single" w:sz="6" w:space="0" w:color="auto"/>
-              <w:left w:val="single" w:sz="6" w:space="0" w:color="auto"/>
-              <w:bottom w:val="single" w:sz="6" w:space="0" w:color="auto"/>
-              <w:right w:val="single" w:sz="6" w:space="0" w:color="auto"/>
-            </w:tcBorders>
-            <w:noWrap/>
-            <w:vAlign w:val="center"/>
-            <w:hideMark/>
-          </w:tcPr>
-          <w:p>
-            <w:pPr>
-              <w:rPr>
-                <w:rFonts w:ascii="Times New Roman" w:hAnsi="Times New Roman" w:cs="Times New Roman"/>
-                <w:sz w:val="28"/>
-                <w:szCs w:val="28"/>
-              </w:rPr>
-            </w:pPr>
-            <w:r>
-              <w:rPr>
-                <w:rFonts w:ascii="Times New Roman" w:hAnsi="Times New Roman" w:cs="Times New Roman"/>
-                <w:sz w:val="28"/>
-                <w:szCs w:val="28"/>
-              </w:rPr>
-              <w:t>Удобное месторасположение магазина</w:t>
-            </w:r>
-          </w:p>
-        </w:tc>
-        <w:tc>
-          <w:tcPr>
-            <w:tcW w:w="0" w:type="auto"/>
-            <w:tcBorders>
-              <w:top w:val="single" w:sz="6" w:space="0" w:color="auto"/>
-              <w:left w:val="single" w:sz="6" w:space="0" w:color="auto"/>
-              <w:bottom w:val="single" w:sz="6" w:space="0" w:color="auto"/>
-              <w:right w:val="single" w:sz="6" w:space="0" w:color="auto"/>
-            </w:tcBorders>
-            <w:noWrap/>
-            <w:vAlign w:val="center"/>
-            <w:hideMark/>
-          </w:tcPr>
-          <w:p>
-            <w:pPr>
-              <w:rPr>
-                <w:rFonts w:ascii="Times New Roman" w:hAnsi="Times New Roman" w:cs="Times New Roman"/>
-                <w:sz w:val="28"/>
-                <w:szCs w:val="28"/>
-              </w:rPr>
-            </w:pPr>
-            <w:r>
-              <w:rPr>
-                <w:rFonts w:ascii="Times New Roman" w:hAnsi="Times New Roman" w:cs="Times New Roman"/>
-                <w:sz w:val="28"/>
-                <w:szCs w:val="28"/>
-              </w:rPr>
-              <w:t>Зависимость от сезонности продаж</w:t>
-            </w:r>
-          </w:p>
-        </w:tc>
-      </w:tr>
-      <w:tr>
-        <w:trPr>
-          <w:trHeight w:val="367"/>
-        </w:trPr>
-        <w:tc>
-          <w:tcPr>
-            <w:tcW w:w="0" w:type="auto"/>
-            <w:tcBorders>
-              <w:top w:val="single" w:sz="6" w:space="0" w:color="auto"/>
-              <w:left w:val="single" w:sz="6" w:space="0" w:color="auto"/>
-              <w:bottom w:val="single" w:sz="6" w:space="0" w:color="auto"/>
-              <w:right w:val="single" w:sz="6" w:space="0" w:color="auto"/>
-            </w:tcBorders>
-            <w:noWrap/>
-            <w:vAlign w:val="center"/>
-            <w:hideMark/>
-          </w:tcPr>
-          <w:p>
-            <w:pPr>
-              <w:rPr>
-                <w:rFonts w:ascii="Times New Roman" w:hAnsi="Times New Roman" w:cs="Times New Roman"/>
-                <w:sz w:val="28"/>
-                <w:szCs w:val="28"/>
-              </w:rPr>
-            </w:pPr>
-            <w:r>
-              <w:rPr>
-                <w:rFonts w:ascii="Times New Roman" w:hAnsi="Times New Roman" w:cs="Times New Roman"/>
-                <w:sz w:val="28"/>
-                <w:szCs w:val="28"/>
-              </w:rPr>
-              <w:t>Программа лояльности для постоянных клиентов</w:t>
-            </w:r>
-          </w:p>
-        </w:tc>
-        <w:tc>
-          <w:tcPr>
-            <w:tcW w:w="0" w:type="auto"/>
-            <w:tcBorders>
-              <w:top w:val="single" w:sz="6" w:space="0" w:color="auto"/>
-              <w:left w:val="single" w:sz="6" w:space="0" w:color="auto"/>
-              <w:bottom w:val="single" w:sz="6" w:space="0" w:color="auto"/>
-              <w:right w:val="single" w:sz="6" w:space="0" w:color="auto"/>
-            </w:tcBorders>
-            <w:noWrap/>
-            <w:vAlign w:val="center"/>
-            <w:hideMark/>
-          </w:tcPr>
-          <w:p>
-            <w:pPr>
-              <w:rPr>
-                <w:rFonts w:ascii="Times New Roman" w:hAnsi="Times New Roman" w:cs="Times New Roman"/>
-                <w:sz w:val="28"/>
-                <w:szCs w:val="28"/>
-              </w:rPr>
-            </w:pPr>
-            <w:r>
-              <w:rPr>
-                <w:rFonts w:ascii="Times New Roman" w:hAnsi="Times New Roman" w:cs="Times New Roman"/>
-                <w:sz w:val="28"/>
-                <w:szCs w:val="28"/>
-              </w:rPr>
-              <w:t>Ограниченные возможности для возврата и обмена</w:t>
-            </w:r>
-            <w:bookmarkStart w:id="0" w:name="_GoBack"/>
-            <w:bookmarkEnd w:id="0"/>
-          </w:p>
-        </w:tc>
-      </w:tr>
-    </w:tbl>
-    <w:p/>
-    <w:tbl>
-      <w:tblPr>
-        <w:tblpPr w:leftFromText="180" w:rightFromText="180" w:vertAnchor="page" w:horzAnchor="margin" w:tblpY="7489"/>
+        <w:tblpPr w:leftFromText="180" w:rightFromText="180" w:vertAnchor="page" w:horzAnchor="margin" w:tblpY="1531"/>
         <w:tblW w:w="9339" w:type="dxa"/>
         <w:tblBorders>
           <w:top w:val="single" w:sz="2" w:space="0" w:color="auto"/>
@@ -481,12 +21,12 @@
         <w:tblLook w:val="04A0" w:firstRow="1" w:lastRow="0" w:firstColumn="1" w:lastColumn="0" w:noHBand="0" w:noVBand="1"/>
       </w:tblPr>
       <w:tblGrid>
-        <w:gridCol w:w="4753"/>
-        <w:gridCol w:w="4586"/>
+        <w:gridCol w:w="4317"/>
+        <w:gridCol w:w="5022"/>
       </w:tblGrid>
       <w:tr>
         <w:trPr>
-          <w:trHeight w:val="326"/>
+          <w:trHeight w:val="377"/>
           <w:tblHeader/>
         </w:trPr>
         <w:tc>
@@ -520,7 +60,7 @@
                 <w:sz w:val="28"/>
                 <w:szCs w:val="28"/>
               </w:rPr>
-              <w:t>Возможности (Opportunities)</w:t>
+              <w:t>Возможности</w:t>
             </w:r>
           </w:p>
         </w:tc>
@@ -555,14 +95,24 @@
                 <w:sz w:val="28"/>
                 <w:szCs w:val="28"/>
               </w:rPr>
-              <w:t>Угрозы (Threats)</w:t>
+              <w:t>Угрозы</w:t>
+            </w:r>
+            <w:r>
+              <w:rPr>
+                <w:rFonts w:ascii="Times New Roman" w:hAnsi="Times New Roman" w:cs="Times New Roman"/>
+                <w:b/>
+                <w:bCs/>
+                <w:sz w:val="28"/>
+                <w:szCs w:val="28"/>
+              </w:rPr>
+              <w:t xml:space="preserve"> </w:t>
             </w:r>
           </w:p>
         </w:tc>
       </w:tr>
       <w:tr>
         <w:trPr>
-          <w:trHeight w:val="317"/>
+          <w:trHeight w:val="367"/>
         </w:trPr>
         <w:tc>
           <w:tcPr>
@@ -591,7 +141,7 @@
                 <w:sz w:val="28"/>
                 <w:szCs w:val="28"/>
               </w:rPr>
-              <w:t>Рост интереса к онлайн-продажам</w:t>
+              <w:t>Расширение аудитории через онлайн-запись и абонементы</w:t>
             </w:r>
           </w:p>
         </w:tc>
@@ -622,14 +172,14 @@
                 <w:sz w:val="28"/>
                 <w:szCs w:val="28"/>
               </w:rPr>
-              <w:t>Высокая конкуренция на рынке обуви</w:t>
+              <w:t>Ужесточение требований к безопасности и гигиене</w:t>
             </w:r>
           </w:p>
         </w:tc>
       </w:tr>
       <w:tr>
         <w:trPr>
-          <w:trHeight w:val="326"/>
+          <w:trHeight w:val="377"/>
         </w:trPr>
         <w:tc>
           <w:tcPr>
@@ -658,7 +208,7 @@
                 <w:sz w:val="28"/>
                 <w:szCs w:val="28"/>
               </w:rPr>
-              <w:t>Сотрудничество с местными дизайнерами</w:t>
+              <w:t>Партнерства с отелями и корпоративными клиентами</w:t>
             </w:r>
           </w:p>
         </w:tc>
@@ -689,14 +239,14 @@
                 <w:sz w:val="28"/>
                 <w:szCs w:val="28"/>
               </w:rPr>
-              <w:t>Изменение потребительских предпочтений</w:t>
+              <w:t>Экономический кризис — снижение платежеспособности клиентов</w:t>
             </w:r>
           </w:p>
         </w:tc>
       </w:tr>
       <w:tr>
         <w:trPr>
-          <w:trHeight w:val="317"/>
+          <w:trHeight w:val="367"/>
         </w:trPr>
         <w:tc>
           <w:tcPr>
@@ -725,7 +275,7 @@
                 <w:sz w:val="28"/>
                 <w:szCs w:val="28"/>
               </w:rPr>
-              <w:t>Участие в выставках и ярмарках</w:t>
+              <w:t>Внедрение экологичных технологий (солнечный подогрев воды)</w:t>
             </w:r>
           </w:p>
         </w:tc>
@@ -756,14 +306,14 @@
                 <w:sz w:val="28"/>
                 <w:szCs w:val="28"/>
               </w:rPr>
-              <w:t>Экономическая нестабильность</w:t>
+              <w:t>Негативные отзывы из-за возможных аварий или обслуживания</w:t>
             </w:r>
           </w:p>
         </w:tc>
       </w:tr>
       <w:tr>
         <w:trPr>
-          <w:trHeight w:val="326"/>
+          <w:trHeight w:val="377"/>
         </w:trPr>
         <w:tc>
           <w:tcPr>
@@ -792,7 +342,7 @@
                 <w:sz w:val="28"/>
                 <w:szCs w:val="28"/>
               </w:rPr>
-              <w:t>Внедрение экологически чистых материалов</w:t>
+              <w:t>Развитие программ для пожилых и реабилитации</w:t>
             </w:r>
           </w:p>
         </w:tc>
@@ -823,7 +373,471 @@
                 <w:sz w:val="28"/>
                 <w:szCs w:val="28"/>
               </w:rPr>
-              <w:t>Проблемы с поставками и логистикой</w:t>
+              <w:t>Риск сезонного падения доходов (летние альтернативы: открытые водоемы</w:t>
+            </w:r>
+          </w:p>
+        </w:tc>
+      </w:tr>
+      <w:tr>
+        <w:trPr>
+          <w:trHeight w:val="367"/>
+        </w:trPr>
+        <w:tc>
+          <w:tcPr>
+            <w:tcW w:w="0" w:type="auto"/>
+            <w:tcBorders>
+              <w:top w:val="single" w:sz="6" w:space="0" w:color="auto"/>
+              <w:left w:val="single" w:sz="6" w:space="0" w:color="auto"/>
+              <w:bottom w:val="single" w:sz="6" w:space="0" w:color="auto"/>
+              <w:right w:val="single" w:sz="6" w:space="0" w:color="auto"/>
+            </w:tcBorders>
+            <w:noWrap/>
+            <w:vAlign w:val="center"/>
+            <w:hideMark/>
+          </w:tcPr>
+          <w:p>
+            <w:pPr>
+              <w:rPr>
+                <w:rFonts w:ascii="Times New Roman" w:hAnsi="Times New Roman" w:cs="Times New Roman"/>
+                <w:sz w:val="28"/>
+                <w:szCs w:val="28"/>
+              </w:rPr>
+            </w:pPr>
+            <w:r>
+              <w:rPr>
+                <w:rFonts w:ascii="Times New Roman" w:hAnsi="Times New Roman" w:cs="Times New Roman"/>
+                <w:sz w:val="28"/>
+                <w:szCs w:val="28"/>
+              </w:rPr>
+              <w:t>Проведение мероприятий (соревнования, детские праздники)</w:t>
+            </w:r>
+          </w:p>
+        </w:tc>
+        <w:tc>
+          <w:tcPr>
+            <w:tcW w:w="0" w:type="auto"/>
+            <w:tcBorders>
+              <w:top w:val="single" w:sz="6" w:space="0" w:color="auto"/>
+              <w:left w:val="single" w:sz="6" w:space="0" w:color="auto"/>
+              <w:bottom w:val="single" w:sz="6" w:space="0" w:color="auto"/>
+              <w:right w:val="single" w:sz="6" w:space="0" w:color="auto"/>
+            </w:tcBorders>
+            <w:noWrap/>
+            <w:vAlign w:val="center"/>
+            <w:hideMark/>
+          </w:tcPr>
+          <w:p>
+            <w:pPr>
+              <w:rPr>
+                <w:rFonts w:ascii="Times New Roman" w:hAnsi="Times New Roman" w:cs="Times New Roman"/>
+                <w:sz w:val="28"/>
+                <w:szCs w:val="28"/>
+              </w:rPr>
+            </w:pPr>
+            <w:r>
+              <w:rPr>
+                <w:rFonts w:ascii="Times New Roman" w:hAnsi="Times New Roman" w:cs="Times New Roman"/>
+                <w:sz w:val="28"/>
+                <w:szCs w:val="28"/>
+              </w:rPr>
+              <w:t>Конкуренция с другими бассейнами и фитнес-клубами</w:t>
+            </w:r>
+          </w:p>
+        </w:tc>
+      </w:tr>
+    </w:tbl>
+    <w:p>
+      <w:pPr>
+        <w:rPr>
+          <w:rFonts w:ascii="Times New Roman" w:hAnsi="Times New Roman" w:cs="Times New Roman"/>
+          <w:sz w:val="28"/>
+          <w:szCs w:val="28"/>
+        </w:rPr>
+      </w:pPr>
+      <w:r>
+        <w:rPr>
+          <w:rFonts w:ascii="Times New Roman" w:hAnsi="Times New Roman" w:cs="Times New Roman"/>
+          <w:b/>
+          <w:sz w:val="28"/>
+          <w:szCs w:val="28"/>
+        </w:rPr>
+        <w:t>ЗАДАНИЕ №1</w:t>
+      </w:r>
+    </w:p>
+    <w:p/>
+    <w:p/>
+    <w:p/>
+    <w:p>
+      <w:pPr>
+        <w:rPr>
+          <w:rFonts w:ascii="Times New Roman" w:hAnsi="Times New Roman" w:cs="Times New Roman"/>
+          <w:sz w:val="28"/>
+          <w:szCs w:val="28"/>
+        </w:rPr>
+      </w:pPr>
+    </w:p>
+    <w:tbl>
+      <w:tblPr>
+        <w:tblpPr w:leftFromText="180" w:rightFromText="180" w:vertAnchor="page" w:horzAnchor="margin" w:tblpY="7546"/>
+        <w:tblW w:w="9339" w:type="dxa"/>
+        <w:tblBorders>
+          <w:top w:val="single" w:sz="2" w:space="0" w:color="auto"/>
+          <w:left w:val="single" w:sz="2" w:space="0" w:color="auto"/>
+          <w:bottom w:val="single" w:sz="2" w:space="0" w:color="auto"/>
+          <w:right w:val="single" w:sz="2" w:space="0" w:color="auto"/>
+        </w:tblBorders>
+        <w:tblCellMar>
+          <w:top w:w="15" w:type="dxa"/>
+          <w:left w:w="15" w:type="dxa"/>
+          <w:bottom w:w="15" w:type="dxa"/>
+          <w:right w:w="15" w:type="dxa"/>
+        </w:tblCellMar>
+        <w:tblLook w:val="04A0" w:firstRow="1" w:lastRow="0" w:firstColumn="1" w:lastColumn="0" w:noHBand="0" w:noVBand="1"/>
+      </w:tblPr>
+      <w:tblGrid>
+        <w:gridCol w:w="4115"/>
+        <w:gridCol w:w="5224"/>
+      </w:tblGrid>
+      <w:tr>
+        <w:trPr>
+          <w:trHeight w:val="326"/>
+          <w:tblHeader/>
+        </w:trPr>
+        <w:tc>
+          <w:tcPr>
+            <w:tcW w:w="0" w:type="auto"/>
+            <w:tcBorders>
+              <w:top w:val="single" w:sz="6" w:space="0" w:color="auto"/>
+              <w:left w:val="single" w:sz="6" w:space="0" w:color="auto"/>
+              <w:bottom w:val="single" w:sz="6" w:space="0" w:color="auto"/>
+              <w:right w:val="single" w:sz="6" w:space="0" w:color="auto"/>
+            </w:tcBorders>
+            <w:noWrap/>
+            <w:vAlign w:val="center"/>
+            <w:hideMark/>
+          </w:tcPr>
+          <w:p>
+            <w:pPr>
+              <w:rPr>
+                <w:rFonts w:ascii="Times New Roman" w:hAnsi="Times New Roman" w:cs="Times New Roman"/>
+                <w:b/>
+                <w:bCs/>
+                <w:sz w:val="28"/>
+                <w:szCs w:val="28"/>
+              </w:rPr>
+            </w:pPr>
+            <w:r>
+              <w:rPr>
+                <w:rFonts w:ascii="Times New Roman" w:hAnsi="Times New Roman" w:cs="Times New Roman"/>
+                <w:b/>
+                <w:bCs/>
+                <w:sz w:val="28"/>
+                <w:szCs w:val="28"/>
+              </w:rPr>
+              <w:t>Сильные стороны</w:t>
+            </w:r>
+          </w:p>
+        </w:tc>
+        <w:tc>
+          <w:tcPr>
+            <w:tcW w:w="0" w:type="auto"/>
+            <w:tcBorders>
+              <w:top w:val="single" w:sz="6" w:space="0" w:color="auto"/>
+              <w:left w:val="single" w:sz="6" w:space="0" w:color="auto"/>
+              <w:bottom w:val="single" w:sz="6" w:space="0" w:color="auto"/>
+              <w:right w:val="single" w:sz="6" w:space="0" w:color="auto"/>
+            </w:tcBorders>
+            <w:noWrap/>
+            <w:vAlign w:val="center"/>
+            <w:hideMark/>
+          </w:tcPr>
+          <w:p>
+            <w:pPr>
+              <w:rPr>
+                <w:rFonts w:ascii="Times New Roman" w:hAnsi="Times New Roman" w:cs="Times New Roman"/>
+                <w:b/>
+                <w:bCs/>
+                <w:sz w:val="28"/>
+                <w:szCs w:val="28"/>
+              </w:rPr>
+            </w:pPr>
+            <w:r>
+              <w:rPr>
+                <w:rFonts w:ascii="Times New Roman" w:hAnsi="Times New Roman" w:cs="Times New Roman"/>
+                <w:b/>
+                <w:bCs/>
+                <w:sz w:val="28"/>
+                <w:szCs w:val="28"/>
+              </w:rPr>
+              <w:t>Слабые стороны</w:t>
+            </w:r>
+          </w:p>
+        </w:tc>
+      </w:tr>
+      <w:tr>
+        <w:trPr>
+          <w:trHeight w:val="317"/>
+        </w:trPr>
+        <w:tc>
+          <w:tcPr>
+            <w:tcW w:w="0" w:type="auto"/>
+            <w:tcBorders>
+              <w:top w:val="single" w:sz="6" w:space="0" w:color="auto"/>
+              <w:left w:val="single" w:sz="6" w:space="0" w:color="auto"/>
+              <w:bottom w:val="single" w:sz="6" w:space="0" w:color="auto"/>
+              <w:right w:val="single" w:sz="6" w:space="0" w:color="auto"/>
+            </w:tcBorders>
+            <w:noWrap/>
+            <w:vAlign w:val="center"/>
+            <w:hideMark/>
+          </w:tcPr>
+          <w:p>
+            <w:pPr>
+              <w:rPr>
+                <w:rFonts w:ascii="Times New Roman" w:hAnsi="Times New Roman" w:cs="Times New Roman"/>
+                <w:sz w:val="28"/>
+                <w:szCs w:val="28"/>
+              </w:rPr>
+            </w:pPr>
+            <w:r>
+              <w:rPr>
+                <w:rFonts w:ascii="Times New Roman" w:hAnsi="Times New Roman" w:cs="Times New Roman"/>
+                <w:sz w:val="28"/>
+                <w:szCs w:val="28"/>
+              </w:rPr>
+              <w:t>Современное оборудование и безопасность</w:t>
+            </w:r>
+          </w:p>
+        </w:tc>
+        <w:tc>
+          <w:tcPr>
+            <w:tcW w:w="0" w:type="auto"/>
+            <w:tcBorders>
+              <w:top w:val="single" w:sz="6" w:space="0" w:color="auto"/>
+              <w:left w:val="single" w:sz="6" w:space="0" w:color="auto"/>
+              <w:bottom w:val="single" w:sz="6" w:space="0" w:color="auto"/>
+              <w:right w:val="single" w:sz="6" w:space="0" w:color="auto"/>
+            </w:tcBorders>
+            <w:noWrap/>
+            <w:vAlign w:val="center"/>
+            <w:hideMark/>
+          </w:tcPr>
+          <w:p>
+            <w:pPr>
+              <w:rPr>
+                <w:rFonts w:ascii="Times New Roman" w:hAnsi="Times New Roman" w:cs="Times New Roman"/>
+                <w:sz w:val="28"/>
+                <w:szCs w:val="28"/>
+              </w:rPr>
+            </w:pPr>
+            <w:r>
+              <w:rPr>
+                <w:rFonts w:ascii="Times New Roman" w:hAnsi="Times New Roman" w:cs="Times New Roman"/>
+                <w:sz w:val="28"/>
+                <w:szCs w:val="28"/>
+              </w:rPr>
+              <w:t>Высокие эксплуатационные расходы (вода, электроэнергия, химикаты)</w:t>
+            </w:r>
+          </w:p>
+        </w:tc>
+      </w:tr>
+      <w:tr>
+        <w:trPr>
+          <w:trHeight w:val="326"/>
+        </w:trPr>
+        <w:tc>
+          <w:tcPr>
+            <w:tcW w:w="0" w:type="auto"/>
+            <w:tcBorders>
+              <w:top w:val="single" w:sz="6" w:space="0" w:color="auto"/>
+              <w:left w:val="single" w:sz="6" w:space="0" w:color="auto"/>
+              <w:bottom w:val="single" w:sz="6" w:space="0" w:color="auto"/>
+              <w:right w:val="single" w:sz="6" w:space="0" w:color="auto"/>
+            </w:tcBorders>
+            <w:noWrap/>
+            <w:vAlign w:val="center"/>
+            <w:hideMark/>
+          </w:tcPr>
+          <w:p>
+            <w:pPr>
+              <w:rPr>
+                <w:rFonts w:ascii="Times New Roman" w:hAnsi="Times New Roman" w:cs="Times New Roman"/>
+                <w:sz w:val="28"/>
+                <w:szCs w:val="28"/>
+              </w:rPr>
+            </w:pPr>
+            <w:r>
+              <w:rPr>
+                <w:rFonts w:ascii="Times New Roman" w:hAnsi="Times New Roman" w:cs="Times New Roman"/>
+                <w:sz w:val="28"/>
+                <w:szCs w:val="28"/>
+              </w:rPr>
+              <w:t>Квалифицированные тренеры и спасатели</w:t>
+            </w:r>
+          </w:p>
+        </w:tc>
+        <w:tc>
+          <w:tcPr>
+            <w:tcW w:w="0" w:type="auto"/>
+            <w:tcBorders>
+              <w:top w:val="single" w:sz="6" w:space="0" w:color="auto"/>
+              <w:left w:val="single" w:sz="6" w:space="0" w:color="auto"/>
+              <w:bottom w:val="single" w:sz="6" w:space="0" w:color="auto"/>
+              <w:right w:val="single" w:sz="6" w:space="0" w:color="auto"/>
+            </w:tcBorders>
+            <w:noWrap/>
+            <w:vAlign w:val="center"/>
+            <w:hideMark/>
+          </w:tcPr>
+          <w:p>
+            <w:pPr>
+              <w:rPr>
+                <w:rFonts w:ascii="Times New Roman" w:hAnsi="Times New Roman" w:cs="Times New Roman"/>
+                <w:sz w:val="28"/>
+                <w:szCs w:val="28"/>
+              </w:rPr>
+            </w:pPr>
+            <w:r>
+              <w:rPr>
+                <w:rFonts w:ascii="Times New Roman" w:hAnsi="Times New Roman" w:cs="Times New Roman"/>
+                <w:sz w:val="28"/>
+                <w:szCs w:val="28"/>
+              </w:rPr>
+              <w:t>Ограниченная вместимость из-за размеров бассейна</w:t>
+            </w:r>
+          </w:p>
+        </w:tc>
+      </w:tr>
+      <w:tr>
+        <w:trPr>
+          <w:trHeight w:val="317"/>
+        </w:trPr>
+        <w:tc>
+          <w:tcPr>
+            <w:tcW w:w="0" w:type="auto"/>
+            <w:tcBorders>
+              <w:top w:val="single" w:sz="6" w:space="0" w:color="auto"/>
+              <w:left w:val="single" w:sz="6" w:space="0" w:color="auto"/>
+              <w:bottom w:val="single" w:sz="6" w:space="0" w:color="auto"/>
+              <w:right w:val="single" w:sz="6" w:space="0" w:color="auto"/>
+            </w:tcBorders>
+            <w:noWrap/>
+            <w:vAlign w:val="center"/>
+            <w:hideMark/>
+          </w:tcPr>
+          <w:p>
+            <w:pPr>
+              <w:rPr>
+                <w:rFonts w:ascii="Times New Roman" w:hAnsi="Times New Roman" w:cs="Times New Roman"/>
+                <w:sz w:val="28"/>
+                <w:szCs w:val="28"/>
+              </w:rPr>
+            </w:pPr>
+            <w:r>
+              <w:rPr>
+                <w:rFonts w:ascii="Times New Roman" w:hAnsi="Times New Roman" w:cs="Times New Roman"/>
+                <w:sz w:val="28"/>
+                <w:szCs w:val="28"/>
+              </w:rPr>
+              <w:t>Удобное расположение в центре города</w:t>
+            </w:r>
+          </w:p>
+        </w:tc>
+        <w:tc>
+          <w:tcPr>
+            <w:tcW w:w="0" w:type="auto"/>
+            <w:tcBorders>
+              <w:top w:val="single" w:sz="6" w:space="0" w:color="auto"/>
+              <w:left w:val="single" w:sz="6" w:space="0" w:color="auto"/>
+              <w:bottom w:val="single" w:sz="6" w:space="0" w:color="auto"/>
+              <w:right w:val="single" w:sz="6" w:space="0" w:color="auto"/>
+            </w:tcBorders>
+            <w:noWrap/>
+            <w:vAlign w:val="center"/>
+            <w:hideMark/>
+          </w:tcPr>
+          <w:p>
+            <w:pPr>
+              <w:rPr>
+                <w:rFonts w:ascii="Times New Roman" w:hAnsi="Times New Roman" w:cs="Times New Roman"/>
+                <w:sz w:val="28"/>
+                <w:szCs w:val="28"/>
+              </w:rPr>
+            </w:pPr>
+            <w:r>
+              <w:rPr>
+                <w:rFonts w:ascii="Times New Roman" w:hAnsi="Times New Roman" w:cs="Times New Roman"/>
+                <w:sz w:val="28"/>
+                <w:szCs w:val="28"/>
+              </w:rPr>
+              <w:t>Сезонное снижение спроса (летом — меньше посетителей)</w:t>
+            </w:r>
+          </w:p>
+        </w:tc>
+      </w:tr>
+      <w:tr>
+        <w:trPr>
+          <w:trHeight w:val="326"/>
+        </w:trPr>
+        <w:tc>
+          <w:tcPr>
+            <w:tcW w:w="0" w:type="auto"/>
+            <w:tcBorders>
+              <w:top w:val="single" w:sz="6" w:space="0" w:color="auto"/>
+              <w:left w:val="single" w:sz="6" w:space="0" w:color="auto"/>
+              <w:bottom w:val="single" w:sz="6" w:space="0" w:color="auto"/>
+              <w:right w:val="single" w:sz="6" w:space="0" w:color="auto"/>
+            </w:tcBorders>
+            <w:noWrap/>
+            <w:vAlign w:val="center"/>
+            <w:hideMark/>
+          </w:tcPr>
+          <w:p>
+            <w:pPr>
+              <w:rPr>
+                <w:rFonts w:ascii="Times New Roman" w:hAnsi="Times New Roman" w:cs="Times New Roman"/>
+                <w:sz w:val="28"/>
+                <w:szCs w:val="28"/>
+              </w:rPr>
+            </w:pPr>
+            <w:r>
+              <w:rPr>
+                <w:rFonts w:ascii="Times New Roman" w:hAnsi="Times New Roman" w:cs="Times New Roman"/>
+                <w:sz w:val="28"/>
+                <w:szCs w:val="28"/>
+              </w:rPr>
+              <w:t>Разнообразие программ (аквааэробика, детские группы)</w:t>
+            </w:r>
+          </w:p>
+        </w:tc>
+        <w:tc>
+          <w:tcPr>
+            <w:tcW w:w="0" w:type="auto"/>
+            <w:tcBorders>
+              <w:top w:val="single" w:sz="6" w:space="0" w:color="auto"/>
+              <w:left w:val="single" w:sz="6" w:space="0" w:color="auto"/>
+              <w:bottom w:val="single" w:sz="6" w:space="0" w:color="auto"/>
+              <w:right w:val="single" w:sz="6" w:space="0" w:color="auto"/>
+            </w:tcBorders>
+            <w:noWrap/>
+            <w:vAlign w:val="center"/>
+            <w:hideMark/>
+          </w:tcPr>
+          <w:p>
+            <w:pPr>
+              <w:rPr>
+                <w:rFonts w:ascii="Times New Roman" w:hAnsi="Times New Roman" w:cs="Times New Roman"/>
+                <w:sz w:val="28"/>
+                <w:szCs w:val="28"/>
+              </w:rPr>
+            </w:pPr>
+            <w:r>
+              <w:rPr>
+                <w:rFonts w:ascii="Times New Roman" w:hAnsi="Times New Roman" w:cs="Times New Roman"/>
+                <w:sz w:val="28"/>
+                <w:szCs w:val="28"/>
+              </w:rPr>
+              <w:t>Недостаточная реклама и низкая онлайн-активность</w:t>
             </w:r>
           </w:p>
         </w:tc>
@@ -922,17 +936,13 @@
             <w:pPr>
               <w:rPr>
                 <w:rFonts w:ascii="Times New Roman" w:hAnsi="Times New Roman" w:cs="Times New Roman"/>
-                <w:b/>
-                <w:bCs/>
-                <w:sz w:val="28"/>
-                <w:szCs w:val="28"/>
-              </w:rPr>
-            </w:pPr>
-            <w:r>
-              <w:rPr>
-                <w:rFonts w:ascii="Times New Roman" w:hAnsi="Times New Roman" w:cs="Times New Roman"/>
-                <w:b/>
-                <w:bCs/>
+                <w:sz w:val="28"/>
+                <w:szCs w:val="28"/>
+              </w:rPr>
+            </w:pPr>
+            <w:r>
+              <w:rPr>
+                <w:rFonts w:ascii="Times New Roman" w:hAnsi="Times New Roman" w:cs="Times New Roman"/>
                 <w:sz w:val="28"/>
                 <w:szCs w:val="28"/>
               </w:rPr>
@@ -957,8 +967,6 @@
             <w:r>
               <w:rPr>
                 <w:rFonts w:ascii="Times New Roman" w:hAnsi="Times New Roman" w:cs="Times New Roman"/>
-                <w:b/>
-                <w:bCs/>
                 <w:sz w:val="28"/>
                 <w:szCs w:val="28"/>
               </w:rPr>
@@ -986,7 +994,15 @@
                 <w:sz w:val="28"/>
                 <w:szCs w:val="28"/>
               </w:rPr>
-              <w:t>Возраст: 18–45 лет</w:t>
+              <w:t xml:space="preserve">Возраст: </w:t>
+            </w:r>
+            <w:r>
+              <w:rPr>
+                <w:rFonts w:ascii="Times New Roman" w:hAnsi="Times New Roman" w:cs="Times New Roman"/>
+                <w:sz w:val="28"/>
+                <w:szCs w:val="28"/>
+              </w:rPr>
+              <w:t>5–60 лет (дети, взрослые, пенсионеры</w:t>
             </w:r>
           </w:p>
         </w:tc>
@@ -1064,7 +1080,15 @@
         </w:tc>
       </w:tr>
     </w:tbl>
-    <w:p/>
+    <w:p>
+      <w:pPr>
+        <w:rPr>
+          <w:rFonts w:ascii="Times New Roman" w:hAnsi="Times New Roman" w:cs="Times New Roman"/>
+          <w:sz w:val="28"/>
+          <w:szCs w:val="28"/>
+        </w:rPr>
+      </w:pPr>
+    </w:p>
     <w:tbl>
       <w:tblPr>
         <w:tblStyle w:val="a3"/>
@@ -1090,8 +1114,6 @@
             <w:r>
               <w:rPr>
                 <w:rFonts w:ascii="Times New Roman" w:hAnsi="Times New Roman" w:cs="Times New Roman"/>
-                <w:b/>
-                <w:bCs/>
                 <w:sz w:val="28"/>
                 <w:szCs w:val="28"/>
               </w:rPr>
@@ -1119,7 +1141,7 @@
                 <w:sz w:val="28"/>
                 <w:szCs w:val="28"/>
               </w:rPr>
-              <w:t>Место проживания: Жители крупных городов и мегаполисов, где высокий уровень жизни и спрос на модную и качественную обувь</w:t>
+              <w:t>Место проживания: Жители крупных городов и мегаполисов</w:t>
             </w:r>
           </w:p>
         </w:tc>
@@ -1149,7 +1171,15 @@
         </w:tc>
       </w:tr>
     </w:tbl>
-    <w:p/>
+    <w:p>
+      <w:pPr>
+        <w:rPr>
+          <w:rFonts w:ascii="Times New Roman" w:hAnsi="Times New Roman" w:cs="Times New Roman"/>
+          <w:sz w:val="28"/>
+          <w:szCs w:val="28"/>
+        </w:rPr>
+      </w:pPr>
+    </w:p>
     <w:tbl>
       <w:tblPr>
         <w:tblStyle w:val="a3"/>
@@ -1175,8 +1205,6 @@
             <w:r>
               <w:rPr>
                 <w:rFonts w:ascii="Times New Roman" w:hAnsi="Times New Roman" w:cs="Times New Roman"/>
-                <w:b/>
-                <w:bCs/>
                 <w:sz w:val="28"/>
                 <w:szCs w:val="28"/>
               </w:rPr>
@@ -1204,7 +1232,15 @@
                 <w:sz w:val="28"/>
                 <w:szCs w:val="28"/>
               </w:rPr>
-              <w:t>Привычки: Часто покупают обувь, следят за модными трендами, активно используют интернет для поиска и покупки товаров</w:t>
+              <w:t xml:space="preserve">Привычки: </w:t>
+            </w:r>
+            <w:r>
+              <w:rPr>
+                <w:rFonts w:ascii="Times New Roman" w:hAnsi="Times New Roman" w:cs="Times New Roman"/>
+                <w:sz w:val="28"/>
+                <w:szCs w:val="28"/>
+              </w:rPr>
+              <w:t>Регулярные тренировки, посещение SPA, семейный отдых</w:t>
             </w:r>
           </w:p>
         </w:tc>
@@ -1228,7 +1264,15 @@
                 <w:sz w:val="28"/>
                 <w:szCs w:val="28"/>
               </w:rPr>
-              <w:t>Цели: Ищут удобную, стильную и качественную обувь для повседневной носки, работы и активного отдыха</w:t>
+              <w:t xml:space="preserve">Цели: </w:t>
+            </w:r>
+            <w:r>
+              <w:rPr>
+                <w:rFonts w:ascii="Times New Roman" w:hAnsi="Times New Roman" w:cs="Times New Roman"/>
+                <w:sz w:val="28"/>
+                <w:szCs w:val="28"/>
+              </w:rPr>
+              <w:t>Поддержание формы, реабилитация после травм, развлечение для детей</w:t>
             </w:r>
           </w:p>
         </w:tc>
@@ -1252,13 +1296,29 @@
                 <w:sz w:val="28"/>
                 <w:szCs w:val="28"/>
               </w:rPr>
-              <w:t>Частота использования: Покупают обувь несколько раз в год, особенно в сезон распродаж и перед сменой сезона</w:t>
+              <w:t xml:space="preserve">Частота использования: </w:t>
+            </w:r>
+            <w:r>
+              <w:rPr>
+                <w:rFonts w:ascii="Times New Roman" w:hAnsi="Times New Roman" w:cs="Times New Roman"/>
+                <w:sz w:val="28"/>
+                <w:szCs w:val="28"/>
+              </w:rPr>
+              <w:t>1–3 раза в неделю (зависит от программы)</w:t>
             </w:r>
           </w:p>
         </w:tc>
       </w:tr>
     </w:tbl>
-    <w:p/>
+    <w:p>
+      <w:pPr>
+        <w:rPr>
+          <w:rFonts w:ascii="Times New Roman" w:hAnsi="Times New Roman" w:cs="Times New Roman"/>
+          <w:sz w:val="28"/>
+          <w:szCs w:val="28"/>
+        </w:rPr>
+      </w:pPr>
+    </w:p>
     <w:tbl>
       <w:tblPr>
         <w:tblStyle w:val="a3"/>
@@ -1281,15 +1341,23 @@
                 <w:szCs w:val="28"/>
               </w:rPr>
             </w:pPr>
-            <w:r>
-              <w:rPr>
-                <w:rFonts w:ascii="Times New Roman" w:hAnsi="Times New Roman" w:cs="Times New Roman"/>
-                <w:b/>
-                <w:bCs/>
-                <w:sz w:val="28"/>
-                <w:szCs w:val="28"/>
-              </w:rPr>
-              <w:t>Психография:</w:t>
+            <w:proofErr w:type="spellStart"/>
+            <w:r>
+              <w:rPr>
+                <w:rFonts w:ascii="Times New Roman" w:hAnsi="Times New Roman" w:cs="Times New Roman"/>
+                <w:sz w:val="28"/>
+                <w:szCs w:val="28"/>
+              </w:rPr>
+              <w:t>Психография</w:t>
+            </w:r>
+            <w:proofErr w:type="spellEnd"/>
+            <w:r>
+              <w:rPr>
+                <w:rFonts w:ascii="Times New Roman" w:hAnsi="Times New Roman" w:cs="Times New Roman"/>
+                <w:sz w:val="28"/>
+                <w:szCs w:val="28"/>
+              </w:rPr>
+              <w:t>:</w:t>
             </w:r>
           </w:p>
         </w:tc>
@@ -1313,7 +1381,15 @@
                 <w:sz w:val="28"/>
                 <w:szCs w:val="28"/>
               </w:rPr>
-              <w:t>Ценности: Ценят качество, комфорт и стиль, стремятся следовать модным тенденциям</w:t>
+              <w:t xml:space="preserve">Ценности: </w:t>
+            </w:r>
+            <w:r>
+              <w:rPr>
+                <w:rFonts w:ascii="Times New Roman" w:hAnsi="Times New Roman" w:cs="Times New Roman"/>
+                <w:sz w:val="28"/>
+                <w:szCs w:val="28"/>
+              </w:rPr>
+              <w:t>Здоровье, активный образ жизни, семейный досуг</w:t>
             </w:r>
           </w:p>
         </w:tc>
@@ -1337,7 +1413,15 @@
                 <w:sz w:val="28"/>
                 <w:szCs w:val="28"/>
               </w:rPr>
-              <w:t>Интересы: Увлекаются модой, спортом, активным образом жизни, путешествиями</w:t>
+              <w:t xml:space="preserve">Интересы: </w:t>
+            </w:r>
+            <w:r>
+              <w:rPr>
+                <w:rFonts w:ascii="Times New Roman" w:hAnsi="Times New Roman" w:cs="Times New Roman"/>
+                <w:sz w:val="28"/>
+                <w:szCs w:val="28"/>
+              </w:rPr>
+              <w:t>Спорт, релаксация, социальная активность</w:t>
             </w:r>
           </w:p>
         </w:tc>
@@ -1361,7 +1445,15 @@
                 <w:sz w:val="28"/>
                 <w:szCs w:val="28"/>
               </w:rPr>
-              <w:t>Стиль жизни: Активные, социальные, часто посещают мероприятия, любят проводить время с друзьями и семьей</w:t>
+              <w:t xml:space="preserve">Стиль жизни: </w:t>
+            </w:r>
+            <w:r>
+              <w:rPr>
+                <w:rFonts w:ascii="Times New Roman" w:hAnsi="Times New Roman" w:cs="Times New Roman"/>
+                <w:sz w:val="28"/>
+                <w:szCs w:val="28"/>
+              </w:rPr>
+              <w:t>Сбалансированный, с акцентом на физическое и ментальное благополучие</w:t>
             </w:r>
           </w:p>
         </w:tc>
@@ -1399,7 +1491,7 @@
 </file>
 
 <file path=word/numbering.xml><?xml version="1.0" encoding="utf-8"?>
-<w:numbering xmlns:wpc="http://schemas.microsoft.com/office/word/2010/wordprocessingCanvas" xmlns:cx="http://schemas.microsoft.com/office/drawing/2014/chartex" xmlns:cx1="http://schemas.microsoft.com/office/drawing/2015/9/8/chartex" xmlns:mc="http://schemas.openxmlformats.org/markup-compatibility/2006" xmlns:o="urn:schemas-microsoft-com:office:office" xmlns:r="http://schemas.openxmlformats.org/officeDocument/2006/relationships" xmlns:m="http://schemas.openxmlformats.org/officeDocument/2006/math" xmlns:v="urn:schemas-microsoft-com:vml" xmlns:wp14="http://schemas.microsoft.com/office/word/2010/wordprocessingDrawing" xmlns:wp="http://schemas.openxmlformats.org/drawingml/2006/wordprocessingDrawing" xmlns:w10="urn:schemas-microsoft-com:office:word" xmlns:w="http://schemas.openxmlformats.org/wordprocessingml/2006/main" xmlns:w14="http://schemas.microsoft.com/office/word/2010/wordml" xmlns:w15="http://schemas.microsoft.com/office/word/2012/wordml" xmlns:w16se="http://schemas.microsoft.com/office/word/2015/wordml/symex" xmlns:wpg="http://schemas.microsoft.com/office/word/2010/wordprocessingGroup" xmlns:wpi="http://schemas.microsoft.com/office/word/2010/wordprocessingInk" xmlns:wne="http://schemas.microsoft.com/office/word/2006/wordml" xmlns:wps="http://schemas.microsoft.com/office/word/2010/wordprocessingShape" mc:Ignorable="w14 w15 w16se wp14">
+<w:numbering xmlns:wpc="http://schemas.microsoft.com/office/word/2010/wordprocessingCanvas" xmlns:cx="http://schemas.microsoft.com/office/drawing/2014/chartex" xmlns:cx1="http://schemas.microsoft.com/office/drawing/2015/9/8/chartex" xmlns:cx2="http://schemas.microsoft.com/office/drawing/2015/10/21/chartex" xmlns:cx3="http://schemas.microsoft.com/office/drawing/2016/5/9/chartex" xmlns:cx4="http://schemas.microsoft.com/office/drawing/2016/5/10/chartex" xmlns:cx5="http://schemas.microsoft.com/office/drawing/2016/5/11/chartex" xmlns:cx6="http://schemas.microsoft.com/office/drawing/2016/5/12/chartex" xmlns:cx7="http://schemas.microsoft.com/office/drawing/2016/5/13/chartex" xmlns:cx8="http://schemas.microsoft.com/office/drawing/2016/5/14/chartex" xmlns:mc="http://schemas.openxmlformats.org/markup-compatibility/2006" xmlns:aink="http://schemas.microsoft.com/office/drawing/2016/ink" xmlns:am3d="http://schemas.microsoft.com/office/drawing/2017/model3d" xmlns:o="urn:schemas-microsoft-com:office:office" xmlns:r="http://schemas.openxmlformats.org/officeDocument/2006/relationships" xmlns:m="http://schemas.openxmlformats.org/officeDocument/2006/math" xmlns:v="urn:schemas-microsoft-com:vml" xmlns:wp14="http://schemas.microsoft.com/office/word/2010/wordprocessingDrawing" xmlns:wp="http://schemas.openxmlformats.org/drawingml/2006/wordprocessingDrawing" xmlns:w10="urn:schemas-microsoft-com:office:word" xmlns:w="http://schemas.openxmlformats.org/wordprocessingml/2006/main" xmlns:w14="http://schemas.microsoft.com/office/word/2010/wordml" xmlns:w15="http://schemas.microsoft.com/office/word/2012/wordml" xmlns:w16cex="http://schemas.microsoft.com/office/word/2018/wordml/cex" xmlns:w16cid="http://schemas.microsoft.com/office/word/2016/wordml/cid" xmlns:w16="http://schemas.microsoft.com/office/word/2018/wordml" xmlns:w16sdtdh="http://schemas.microsoft.com/office/word/2020/wordml/sdtdatahash" xmlns:w16se="http://schemas.microsoft.com/office/word/2015/wordml/symex" xmlns:wpg="http://schemas.microsoft.com/office/word/2010/wordprocessingGroup" xmlns:wpi="http://schemas.microsoft.com/office/word/2010/wordprocessingInk" xmlns:wne="http://schemas.microsoft.com/office/word/2006/wordml" xmlns:wps="http://schemas.microsoft.com/office/word/2010/wordprocessingShape" mc:Ignorable="w14 w15 w16se w16cid w16 w16cex w16sdtdh wp14">
   <w:abstractNum w:abstractNumId="0" w15:restartNumberingAfterBreak="0">
     <w:nsid w:val="09326D38"/>
     <w:multiLevelType w:val="multilevel"/>
@@ -2012,7 +2104,7 @@
 </file>
 
 <file path=word/styles.xml><?xml version="1.0" encoding="utf-8"?>
-<w:styles xmlns:mc="http://schemas.openxmlformats.org/markup-compatibility/2006" xmlns:r="http://schemas.openxmlformats.org/officeDocument/2006/relationships" xmlns:w="http://schemas.openxmlformats.org/wordprocessingml/2006/main" xmlns:w14="http://schemas.microsoft.com/office/word/2010/wordml" xmlns:w15="http://schemas.microsoft.com/office/word/2012/wordml" xmlns:w16se="http://schemas.microsoft.com/office/word/2015/wordml/symex" mc:Ignorable="w14 w15 w16se">
+<w:styles xmlns:mc="http://schemas.openxmlformats.org/markup-compatibility/2006" xmlns:r="http://schemas.openxmlformats.org/officeDocument/2006/relationships" xmlns:w="http://schemas.openxmlformats.org/wordprocessingml/2006/main" xmlns:w14="http://schemas.microsoft.com/office/word/2010/wordml" xmlns:w15="http://schemas.microsoft.com/office/word/2012/wordml" xmlns:w16cex="http://schemas.microsoft.com/office/word/2018/wordml/cex" xmlns:w16cid="http://schemas.microsoft.com/office/word/2016/wordml/cid" xmlns:w16="http://schemas.microsoft.com/office/word/2018/wordml" xmlns:w16sdtdh="http://schemas.microsoft.com/office/word/2020/wordml/sdtdatahash" xmlns:w16se="http://schemas.microsoft.com/office/word/2015/wordml/symex" mc:Ignorable="w14 w15 w16se w16cid w16 w16cex w16sdtdh">
   <w:docDefaults>
     <w:rPrDefault>
       <w:rPr>
@@ -2028,7 +2120,7 @@
       </w:pPr>
     </w:pPrDefault>
   </w:docDefaults>
-  <w:latentStyles w:defLockedState="0" w:defUIPriority="99" w:defSemiHidden="0" w:defUnhideWhenUsed="0" w:defQFormat="0" w:count="371">
+  <w:latentStyles w:defLockedState="0" w:defUIPriority="99" w:defSemiHidden="0" w:defUnhideWhenUsed="0" w:defQFormat="0" w:count="376">
     <w:lsdException w:name="Normal" w:uiPriority="0" w:qFormat="1"/>
     <w:lsdException w:name="heading 1" w:uiPriority="9" w:qFormat="1"/>
     <w:lsdException w:name="heading 2" w:semiHidden="1" w:uiPriority="9" w:unhideWhenUsed="1" w:qFormat="1"/>
@@ -2134,7 +2226,6 @@
     <w:lsdException w:name="HTML Sample" w:semiHidden="1" w:unhideWhenUsed="1"/>
     <w:lsdException w:name="HTML Typewriter" w:semiHidden="1" w:unhideWhenUsed="1"/>
     <w:lsdException w:name="HTML Variable" w:semiHidden="1" w:unhideWhenUsed="1"/>
-    <w:lsdException w:name="Normal Table" w:semiHidden="1" w:unhideWhenUsed="1"/>
     <w:lsdException w:name="annotation subject" w:semiHidden="1" w:unhideWhenUsed="1"/>
     <w:lsdException w:name="No List" w:semiHidden="1" w:unhideWhenUsed="1"/>
     <w:lsdException w:name="Outline List 1" w:semiHidden="1" w:unhideWhenUsed="1"/>
@@ -2177,11 +2268,8 @@
     <w:lsdException w:name="Table Contemporary" w:semiHidden="1" w:unhideWhenUsed="1"/>
     <w:lsdException w:name="Table Elegant" w:semiHidden="1" w:unhideWhenUsed="1"/>
     <w:lsdException w:name="Table Professional" w:semiHidden="1" w:unhideWhenUsed="1"/>
-    <w:lsdException w:name="Table Subtle 1" w:semiHidden="1" w:unhideWhenUsed="1"/>
     <w:lsdException w:name="Table Subtle 2" w:semiHidden="1" w:unhideWhenUsed="1"/>
     <w:lsdException w:name="Table Web 1" w:semiHidden="1" w:unhideWhenUsed="1"/>
-    <w:lsdException w:name="Table Web 2" w:semiHidden="1" w:unhideWhenUsed="1"/>
-    <w:lsdException w:name="Table Web 3" w:semiHidden="1" w:unhideWhenUsed="1"/>
     <w:lsdException w:name="Balloon Text" w:semiHidden="1" w:unhideWhenUsed="1"/>
     <w:lsdException w:name="Table Grid" w:uiPriority="39"/>
     <w:lsdException w:name="Table Theme" w:semiHidden="1" w:unhideWhenUsed="1"/>
@@ -2400,6 +2488,11 @@
     <w:lsdException w:name="List Table 5 Dark Accent 6" w:uiPriority="50"/>
     <w:lsdException w:name="List Table 6 Colorful Accent 6" w:uiPriority="51"/>
     <w:lsdException w:name="List Table 7 Colorful Accent 6" w:uiPriority="52"/>
+    <w:lsdException w:name="Mention" w:semiHidden="1" w:unhideWhenUsed="1"/>
+    <w:lsdException w:name="Smart Hyperlink" w:semiHidden="1" w:unhideWhenUsed="1"/>
+    <w:lsdException w:name="Hashtag" w:semiHidden="1" w:unhideWhenUsed="1"/>
+    <w:lsdException w:name="Unresolved Mention" w:semiHidden="1" w:unhideWhenUsed="1"/>
+    <w:lsdException w:name="Smart Link" w:semiHidden="1" w:unhideWhenUsed="1"/>
   </w:latentStyles>
   <w:style w:type="paragraph" w:default="1" w:styleId="a">
     <w:name w:val="Normal"/>
@@ -2408,6 +2501,7 @@
   <w:style w:type="character" w:default="1" w:styleId="a0">
     <w:name w:val="Default Paragraph Font"/>
     <w:uiPriority w:val="1"/>
+    <w:semiHidden/>
     <w:unhideWhenUsed/>
   </w:style>
   <w:style w:type="table" w:default="1" w:styleId="a1">
